--- a/en/scientists/CV/Word/Gadimov_Vahid_CV_EN.docx
+++ b/en/scientists/CV/Word/Gadimov_Vahid_CV_EN.docx
@@ -377,7 +377,7 @@
           <w:sz w:val="21"/>
           <w:szCs w:val="21"/>
         </w:rPr>
-        <w:t>Vahid Gadimov is a professor in the Department of Higher Mathematics and Programming at MIREA – Russian Technological University, and an acting professor at the Russian University of Transport. The CV gives a 1981 Promotion A (Dr. rer. nat.) on contact problems of plastic flow in a thin metal layer, and a 2000 Promotion B, described as a habilitation and Doctor of Science, on nonstationary contact problems of flow in a thin plastic layer. He was a senior researcher and professor at the Institute of Mathematics and Mechanics in Baku from 1980 to 1997. The CV states more than 200 research publications and more than 45 textbooks, and lists 16 key works.</w:t>
+        <w:t>Vahid Gadimov is a professor in the Department of Higher Mathematics and Programming at MIREA – Russian Technological University, and an acting professor at the Russian University of Transport. Received a 1981 Promotion A (Dr. rer. nat.) on contact problems of plastic flow in a thin metal layer, and a 2000 Promotion B (habilitation / Doctor of Science) on nonstationary contact problems of flow in a thin plastic layer. He was a senior researcher and professor at the Institute of Mathematics and Mechanics in Baku from 1980 to 1997. Published more than 200 research works and more than 45 textbooks, including 16 key works.</w:t>
       </w:r>
     </w:p>
     <w:p>
@@ -1927,7 +1927,7 @@
                 <w:sz w:val="21"/>
                 <w:szCs w:val="21"/>
               </w:rPr>
-              <w:t>CV</w:t>
+              <w:t>Self-reported</w:t>
             </w:r>
           </w:p>
         </w:tc>
@@ -2040,7 +2040,7 @@
                 <w:sz w:val="21"/>
                 <w:szCs w:val="21"/>
               </w:rPr>
-              <w:t>CV</w:t>
+              <w:t>Self-reported</w:t>
             </w:r>
           </w:p>
         </w:tc>
